--- a/learning/esp32-cpp/downloads/Lesson 4 Complete Teaching Packet.docx
+++ b/learning/esp32-cpp/downloads/Lesson 4 Complete Teaching Packet.docx
@@ -1736,65 +1736,6 @@
         <w:t>A ready student can upload the starter sketch, open Serial Monitor, modify at least one printed message, upload again, and explain which part of the program runs once and which part repeats.</w:t>
       </w:r>
     </w:p>
-    <w:p>
-      <w:pPr>
-        <w:pStyle w:val="Heading1"/>
-      </w:pPr>
-      <w:r>
-        <w:t>Video Draft Status</w:t>
-      </w:r>
-    </w:p>
-    <w:p>
-      <w:r>
-        <w:rPr>
-          <w:rFonts w:ascii="Aptos" w:hAnsi="Aptos"/>
-          <w:b/>
-          <w:sz w:val="21"/>
-        </w:rPr>
-        <w:t xml:space="preserve">Lesson 4 video draft created: </w:t>
-      </w:r>
-      <w:r>
-        <w:rPr>
-          <w:rFonts w:ascii="Aptos" w:hAnsi="Aptos"/>
-          <w:sz w:val="21"/>
-        </w:rPr>
-        <w:t>C:\CppCourse\Level 1 Cpp Foundations\04 Hello ESP32\Video Draft\Lesson 4 Hello ESP32 Draft Better Voice.mp4</w:t>
-      </w:r>
-    </w:p>
-    <w:p>
-      <w:r>
-        <w:rPr>
-          <w:rFonts w:ascii="Aptos" w:hAnsi="Aptos"/>
-          <w:b/>
-          <w:sz w:val="21"/>
-        </w:rPr>
-        <w:t xml:space="preserve">Production package: </w:t>
-      </w:r>
-      <w:r>
-        <w:rPr>
-          <w:rFonts w:ascii="Aptos" w:hAnsi="Aptos"/>
-          <w:sz w:val="21"/>
-        </w:rPr>
-        <w:t>C:\CppCourse\Level 1 Cpp Foundations\Exports\Lesson 4 Video Draft Package.zip</w:t>
-      </w:r>
-    </w:p>
-    <w:p>
-      <w:r>
-        <w:rPr>
-          <w:rFonts w:ascii="Aptos" w:hAnsi="Aptos"/>
-          <w:b/>
-          <w:sz w:val="21"/>
-        </w:rPr>
-        <w:t xml:space="preserve">Review note: </w:t>
-      </w:r>
-      <w:r>
-        <w:rPr>
-          <w:rFonts w:ascii="Aptos" w:hAnsi="Aptos"/>
-          <w:sz w:val="21"/>
-        </w:rPr>
-        <w:t>This is a review draft with neural narration and scene-card visuals. Use it to check pacing, wording, and visual clarity before recording or publishing a final version.</w:t>
-      </w:r>
-    </w:p>
     <w:sectPr>
       <w:pgSz w:w="12240" w:h="15840"/>
       <w:pgMar w:top="936" w:right="1080" w:bottom="936" w:left="1080" w:header="720" w:footer="720" w:gutter="0"/>
